--- a/testakten/sozialrecht-elektrorollstuhl-koerner-oldenburg/24_zweitgutachten_antrag.docx
+++ b/testakten/sozialrecht-elektrorollstuhl-koerner-oldenburg/24_zweitgutachten_antrag.docx
@@ -126,25 +126,101 @@
         <w:t>Es wird angeregt, mit der Begutachtung eine Fachärztin oder einen Facharzt für Physikalische und Rehabilitative Medizin zu beauftragen, die oder der weder für die Krankenkasse noch für den Kläger bereits tätig geworden ist.</w:t>
       </w:r>
     </w:p>
-    <w:p>
-      <w:r>
-        <w:rPr>
-          <w:rFonts w:ascii="Times New Roman" w:hAnsi="Times New Roman"/>
-          <w:b w:val="0"/>
-          <w:i w:val="0"/>
-          <w:sz w:val="22"/>
-        </w:rPr>
-        <w:t>Formathinweis: Dieses Aktenstück wird in Times New Roman, 11 pt, mit ausschließlich dezimaler Gliederung ausgegeben.</w:t>
-      </w:r>
-    </w:p>
     <w:sectPr>
-      <w:pgSz w:w="12240" w:h="15840"/>
-      <w:pgMar w:top="1440" w:right="1800" w:bottom="1440" w:left="1800" w:header="720" w:footer="720" w:gutter="0"/>
+      <w:headerReference w:type="default" r:id="rId9"/>
+      <w:footerReference w:type="default" r:id="rId10"/>
+      <w:pgSz w:w="11906" w:h="16838"/>
+      <w:pgMar w:top="1440" w:right="1800" w:bottom="1440" w:left="1800" w:header="680" w:footer="567" w:gutter="0"/>
       <w:cols w:space="720"/>
       <w:docGrid w:linePitch="360"/>
     </w:sectPr>
   </w:body>
 </w:document>
+</file>
+
+<file path=word/footer1.xml><?xml version="1.0" encoding="utf-8"?>
+<w:ftr xmlns:m="http://schemas.openxmlformats.org/officeDocument/2006/math" xmlns:mc="http://schemas.openxmlformats.org/markup-compatibility/2006" xmlns:mo="http://schemas.microsoft.com/office/mac/office/2008/main" xmlns:mv="urn:schemas-microsoft-com:mac:vml" xmlns:o="urn:schemas-microsoft-com:office:office" xmlns:r="http://schemas.openxmlformats.org/officeDocument/2006/relationships" xmlns:v="urn:schemas-microsoft-com:vml" xmlns:w10="urn:schemas-microsoft-com:office:word" xmlns:w14="http://schemas.microsoft.com/office/word/2010/wordml" xmlns:w="http://schemas.openxmlformats.org/wordprocessingml/2006/main" xmlns:wne="http://schemas.microsoft.com/office/word/2006/wordml" xmlns:wp14="http://schemas.microsoft.com/office/word/2010/wordprocessingDrawing" xmlns:wp="http://schemas.openxmlformats.org/drawingml/2006/wordprocessingDrawing" xmlns:wpc="http://schemas.microsoft.com/office/word/2010/wordprocessingCanvas" xmlns:wpg="http://schemas.microsoft.com/office/word/2010/wordprocessingGroup" xmlns:wpi="http://schemas.microsoft.com/office/word/2010/wordprocessingInk" xmlns:wps="http://schemas.microsoft.com/office/word/2010/wordprocessingShape" mc:Ignorable="w14 wp14">
+  <w:p>
+    <w:pPr>
+      <w:pStyle w:val="Footer"/>
+      <w:tabs>
+        <w:tab w:pos="9071" w:val="right"/>
+      </w:tabs>
+      <w:jc w:val="left"/>
+    </w:pPr>
+    <w:r>
+      <w:rPr>
+        <w:rFonts w:ascii="Times New Roman" w:hAnsi="Times New Roman"/>
+        <w:color w:val="6B6B66"/>
+        <w:sz w:val="16"/>
+      </w:rPr>
+    </w:r>
+    <w:r>
+      <w:rPr>
+        <w:rFonts w:ascii="Times New Roman" w:hAnsi="Times New Roman"/>
+        <w:color w:val="6B6B66"/>
+        <w:sz w:val="16"/>
+      </w:rPr>
+      <w:t>Rechtsanwalt Joost Ahlers</w:t>
+    </w:r>
+    <w:r>
+      <w:rPr>
+        <w:rFonts w:ascii="Times New Roman" w:hAnsi="Times New Roman"/>
+        <w:color w:val="6B6B66"/>
+        <w:sz w:val="16"/>
+      </w:rPr>
+      <w:tab/>
+      <w:t xml:space="preserve">Seite </w:t>
+    </w:r>
+    <w:r>
+      <w:rPr>
+        <w:rFonts w:ascii="Times New Roman" w:hAnsi="Times New Roman"/>
+        <w:color w:val="6B6B66"/>
+        <w:sz w:val="16"/>
+      </w:rPr>
+      <w:fldChar w:fldCharType="begin"/>
+      <w:instrText xml:space="preserve"> PAGE </w:instrText>
+      <w:fldChar w:fldCharType="end"/>
+    </w:r>
+  </w:p>
+</w:ftr>
+</file>
+
+<file path=word/header1.xml><?xml version="1.0" encoding="utf-8"?>
+<w:hdr xmlns:m="http://schemas.openxmlformats.org/officeDocument/2006/math" xmlns:mc="http://schemas.openxmlformats.org/markup-compatibility/2006" xmlns:mo="http://schemas.microsoft.com/office/mac/office/2008/main" xmlns:mv="urn:schemas-microsoft-com:mac:vml" xmlns:o="urn:schemas-microsoft-com:office:office" xmlns:r="http://schemas.openxmlformats.org/officeDocument/2006/relationships" xmlns:v="urn:schemas-microsoft-com:vml" xmlns:w10="urn:schemas-microsoft-com:office:word" xmlns:w14="http://schemas.microsoft.com/office/word/2010/wordml" xmlns:w="http://schemas.openxmlformats.org/wordprocessingml/2006/main" xmlns:wne="http://schemas.microsoft.com/office/word/2006/wordml" xmlns:wp14="http://schemas.microsoft.com/office/word/2010/wordprocessingDrawing" xmlns:wp="http://schemas.openxmlformats.org/drawingml/2006/wordprocessingDrawing" xmlns:wpc="http://schemas.microsoft.com/office/word/2010/wordprocessingCanvas" xmlns:wpg="http://schemas.microsoft.com/office/word/2010/wordprocessingGroup" xmlns:wpi="http://schemas.microsoft.com/office/word/2010/wordprocessingInk" xmlns:wps="http://schemas.microsoft.com/office/word/2010/wordprocessingShape" mc:Ignorable="w14 wp14">
+  <w:p>
+    <w:pPr>
+      <w:pStyle w:val="Header"/>
+      <w:jc w:val="left"/>
+    </w:pPr>
+    <w:r/>
+    <w:r>
+      <w:rPr>
+        <w:rFonts w:ascii="Times New Roman" w:hAnsi="Times New Roman"/>
+        <w:b/>
+        <w:color w:val="3B3F45"/>
+        <w:sz w:val="22"/>
+      </w:rPr>
+      <w:t>RECHTSANWALT JOOST AHLERS</w:t>
+    </w:r>
+  </w:p>
+  <w:p>
+    <w:pPr>
+      <w:jc w:val="left"/>
+      <w:pBdr>
+        <w:bottom w:val="single" w:sz="8" w:space="2" w:color="3B3F45"/>
+      </w:pBdr>
+    </w:pPr>
+    <w:r>
+      <w:rPr>
+        <w:rFonts w:ascii="Times New Roman" w:hAnsi="Times New Roman"/>
+        <w:color w:val="6B6B66"/>
+        <w:sz w:val="16"/>
+      </w:rPr>
+      <w:t>Rechtsanwaltskanzlei</w:t>
+    </w:r>
+  </w:p>
+</w:hdr>
 </file>
 
 <file path=word/numbering.xml><?xml version="1.0" encoding="utf-8"?>
